--- a/docs/projects/design3-process.docx
+++ b/docs/projects/design3-process.docx
@@ -23,7 +23,7 @@
         <w:pStyle w:val="Date"/>
       </w:pPr>
       <w:r>
-        <w:t xml:space="preserve">2023-11-06</w:t>
+        <w:t xml:space="preserve">2025-11-26</w:t>
       </w:r>
     </w:p>
     <w:bookmarkStart w:id="24" w:name="design-3-assignment"/>
@@ -70,7 +70,7 @@
           <w:b/>
           <w:bCs/>
         </w:rPr>
-        <w:t xml:space="preserve">November 17 - Friday by 11:59</w:t>
+        <w:t xml:space="preserve">November 26 - Wednesday by 11:59</w:t>
       </w:r>
     </w:p>
     <w:bookmarkStart w:id="21" w:name="design-3-assignment-option-1-respiration"/>
